--- a/backend/documents/templates/file2.docx
+++ b/backend/documents/templates/file2.docx
@@ -97,11 +97,9 @@
       <w:r>
         <w:t xml:space="preserve">{{ </w:t>
       </w:r>
-      <w:proofErr w:type="spellStart"/>
-      <w:r>
-        <w:t>data_utworzenia</w:t>
-      </w:r>
-      <w:proofErr w:type="spellEnd"/>
+      <w:r>
+        <w:t>created_at.</w:t>
+      </w:r>
       <w:r>
         <w:t xml:space="preserve"> }}</w:t>
       </w:r>
@@ -198,15 +196,7 @@
         <w:t xml:space="preserve">Niniejszym oświadczam, iż zapewniam na potrzeby przeprowadzenia kursu kwalifikowanej pierwszej pomocy </w:t>
       </w:r>
       <w:r>
-        <w:t xml:space="preserve">niżej wymienione wyposażenie </w:t>
-      </w:r>
-      <w:proofErr w:type="spellStart"/>
-      <w:r>
-        <w:t>sal</w:t>
-      </w:r>
-      <w:proofErr w:type="spellEnd"/>
-      <w:r>
-        <w:t xml:space="preserve"> ćwiczeniowych:</w:t>
+        <w:t>niżej wymienione wyposażenie sal ćwiczeniowych:</w:t>
       </w:r>
     </w:p>
     <w:p>
@@ -338,15 +328,7 @@
               <w:spacing w:line="360" w:lineRule="auto"/>
             </w:pPr>
             <w:r>
-              <w:t xml:space="preserve">Rurki ustno-gardłowe wielorazowe typu </w:t>
-            </w:r>
-            <w:proofErr w:type="spellStart"/>
-            <w:r>
-              <w:t>Guedela</w:t>
-            </w:r>
-            <w:proofErr w:type="spellEnd"/>
-            <w:r>
-              <w:t xml:space="preserve"> (różnego rozmiaru, w tym największa, przezroczyste - umożliwiające stwierdzenie obecności ciała obcego </w:t>
+              <w:t xml:space="preserve">Rurki ustno-gardłowe wielorazowe typu Guedela (różnego rozmiaru, w tym największa, przezroczyste - umożliwiające stwierdzenie obecności ciała obcego </w:t>
             </w:r>
             <w:r>
               <w:br/>
@@ -450,15 +432,7 @@
               <w:spacing w:line="360" w:lineRule="auto"/>
             </w:pPr>
             <w:r>
-              <w:t xml:space="preserve">Worek </w:t>
-            </w:r>
-            <w:proofErr w:type="spellStart"/>
-            <w:r>
-              <w:t>samorozprężalny</w:t>
-            </w:r>
-            <w:proofErr w:type="spellEnd"/>
-            <w:r>
-              <w:t xml:space="preserve">, przejrzysty, o konstrukcji umożliwiającej wentylację bierną </w:t>
+              <w:t xml:space="preserve">Worek samorozprężalny, przejrzysty, o konstrukcji umożliwiającej wentylację bierną </w:t>
             </w:r>
             <w:r>
               <w:br/>
@@ -524,15 +498,7 @@
               <w:spacing w:line="360" w:lineRule="auto"/>
             </w:pPr>
             <w:r>
-              <w:t xml:space="preserve">Worek </w:t>
-            </w:r>
-            <w:proofErr w:type="spellStart"/>
-            <w:r>
-              <w:t>samorozprężalny</w:t>
-            </w:r>
-            <w:proofErr w:type="spellEnd"/>
-            <w:r>
-              <w:t xml:space="preserve"> dla dzieci</w:t>
+              <w:t>Worek samorozprężalny dla dzieci</w:t>
             </w:r>
           </w:p>
         </w:tc>
@@ -719,16 +685,8 @@
               <w:rPr>
                 <w:b/>
               </w:rPr>
-              <w:t xml:space="preserve"> </w:t>
-            </w:r>
-            <w:proofErr w:type="spellStart"/>
-            <w:r>
-              <w:rPr>
-                <w:b/>
-              </w:rPr>
-              <w:t>szt</w:t>
-            </w:r>
-            <w:proofErr w:type="spellEnd"/>
+              <w:t xml:space="preserve"> szt</w:t>
+            </w:r>
           </w:p>
         </w:tc>
       </w:tr>
@@ -1300,16 +1258,8 @@
               <w:rPr>
                 <w:b/>
               </w:rPr>
-              <w:t xml:space="preserve">2 </w:t>
-            </w:r>
-            <w:proofErr w:type="spellStart"/>
-            <w:r>
-              <w:rPr>
-                <w:b/>
-              </w:rPr>
-              <w:t>op</w:t>
-            </w:r>
-            <w:proofErr w:type="spellEnd"/>
+              <w:t>2 op</w:t>
+            </w:r>
           </w:p>
         </w:tc>
       </w:tr>
@@ -1737,16 +1687,8 @@
               <w:rPr>
                 <w:b/>
               </w:rPr>
-              <w:t xml:space="preserve">2 </w:t>
-            </w:r>
-            <w:proofErr w:type="spellStart"/>
-            <w:r>
-              <w:rPr>
-                <w:b/>
-              </w:rPr>
-              <w:t>szt</w:t>
-            </w:r>
-            <w:proofErr w:type="spellEnd"/>
+              <w:t>2 szt</w:t>
+            </w:r>
             <w:r>
               <w:rPr>
                 <w:b/>
@@ -1804,16 +1746,8 @@
               <w:rPr>
                 <w:b/>
               </w:rPr>
-              <w:t xml:space="preserve"> 1 + 1 </w:t>
-            </w:r>
-            <w:proofErr w:type="spellStart"/>
-            <w:r>
-              <w:rPr>
-                <w:b/>
-              </w:rPr>
-              <w:t>szt</w:t>
-            </w:r>
-            <w:proofErr w:type="spellEnd"/>
+              <w:t xml:space="preserve"> 1 + 1 szt</w:t>
+            </w:r>
           </w:p>
         </w:tc>
       </w:tr>
@@ -1912,16 +1846,8 @@
               <w:rPr>
                 <w:b/>
               </w:rPr>
-              <w:t xml:space="preserve">3 </w:t>
-            </w:r>
-            <w:proofErr w:type="spellStart"/>
-            <w:r>
-              <w:rPr>
-                <w:b/>
-              </w:rPr>
-              <w:t>szt</w:t>
-            </w:r>
-            <w:proofErr w:type="spellEnd"/>
+              <w:t>3 szt</w:t>
+            </w:r>
           </w:p>
         </w:tc>
       </w:tr>
@@ -2089,15 +2015,7 @@
               <w:spacing w:line="360" w:lineRule="auto"/>
             </w:pPr>
             <w:r>
-              <w:t xml:space="preserve">Fantom w formie torsu do nauki udrażniania dróg oddechowych dorosłego metodami </w:t>
-            </w:r>
-            <w:proofErr w:type="spellStart"/>
-            <w:r>
-              <w:t>bezprzyrządowymi</w:t>
-            </w:r>
-            <w:proofErr w:type="spellEnd"/>
-            <w:r>
-              <w:t xml:space="preserve"> i oddechu sztucznego, a także masażu pośredniego serca i badania tętna na tętnicach szyjnych:</w:t>
+              <w:t>Fantom w formie torsu do nauki udrażniania dróg oddechowych dorosłego metodami bezprzyrządowymi i oddechu sztucznego, a także masażu pośredniego serca i badania tętna na tętnicach szyjnych:</w:t>
             </w:r>
           </w:p>
           <w:p>
@@ -2218,15 +2136,7 @@
               <w:spacing w:line="360" w:lineRule="auto"/>
             </w:pPr>
             <w:r>
-              <w:t xml:space="preserve">Fantom do nauki udrażniania dróg oddechowych noworodka metodami </w:t>
-            </w:r>
-            <w:proofErr w:type="spellStart"/>
-            <w:r>
-              <w:t>bezprzyrządowymi</w:t>
-            </w:r>
-            <w:proofErr w:type="spellEnd"/>
-            <w:r>
-              <w:t xml:space="preserve"> i oddechu sztucznego oraz masażu pośredniego serca z kontrolą tętna na tętnicy ramiennej oraz z monitorowaniem i oceną oddechu i masażu:</w:t>
+              <w:t>Fantom do nauki udrażniania dróg oddechowych noworodka metodami bezprzyrządowymi i oddechu sztucznego oraz masażu pośredniego serca z kontrolą tętna na tętnicy ramiennej oraz z monitorowaniem i oceną oddechu i masażu:</w:t>
             </w:r>
           </w:p>
           <w:p>

--- a/backend/documents/templates/file2.docx
+++ b/backend/documents/templates/file2.docx
@@ -98,7 +98,7 @@
         <w:t xml:space="preserve">{{ </w:t>
       </w:r>
       <w:r>
-        <w:t>created_at.</w:t>
+        <w:t>created_at</w:t>
       </w:r>
       <w:r>
         <w:t xml:space="preserve"> }}</w:t>
